--- a/docs/retina-memory-architecture.docx
+++ b/docs/retina-memory-architecture.docx
@@ -1146,7 +1146,7 @@
               <a:graphicData uri="http://schemas.openxmlformats.org/drawingml/2006/picture">
                 <pic:pic>
                   <pic:nvPicPr>
-                    <pic:cNvPr descr="F:\ZhuanZ\Documents\agent-ctl\work\mml_tmp/mmd_1793010977_70973.png" id="16" name="Picture"/>
+                    <pic:cNvPr descr="mmd_1793076916_58556.png" id="16" name="Picture"/>
                     <pic:cNvPicPr>
                       <a:picLocks noChangeArrowheads="1" noChangeAspect="1"/>
                     </pic:cNvPicPr>
@@ -6733,28 +6733,27 @@
       </w:r>
       <w:r>
         <w:rPr>
-          <w:b/>
-          <w:bCs/>
-        </w:rPr>
-        <w:t xml:space="preserve">DeepSeek</w:t>
-      </w:r>
-      <w:r>
-        <w:t xml:space="preserve"> </w:t>
-      </w:r>
-      <w:r>
-        <w:rPr>
-          <w:rFonts w:hint="eastAsia"/>
-        </w:rPr>
-        <w:t xml:space="preserve">在</w:t>
-      </w:r>
-      <w:r>
-        <w:t xml:space="preserve"> DSH </w:t>
-      </w:r>
-      <w:r>
-        <w:rPr>
-          <w:rFonts w:hint="eastAsia"/>
-        </w:rPr>
-        <w:t xml:space="preserve">会话中核对源码后追加，</w:t>
+          <w:rFonts w:hint="eastAsia"/>
+          <w:b/>
+          <w:bCs/>
+        </w:rPr>
+        <w:t xml:space="preserve">本机</w:t>
+      </w:r>
+      <w:r>
+        <w:rPr>
+          <w:b/>
+          <w:bCs/>
+        </w:rPr>
+        <w:t xml:space="preserve"> agent</w:t>
+      </w:r>
+      <w:r>
+        <w:t xml:space="preserve"> </w:t>
+      </w:r>
+      <w:r>
+        <w:rPr>
+          <w:rFonts w:hint="eastAsia"/>
+        </w:rPr>
+        <w:t xml:space="preserve">在本地会话中核对源码后追加，</w:t>
       </w:r>
       <w:r>
         <w:rPr>
@@ -6774,25 +6773,7 @@
         <w:rPr>
           <w:rFonts w:hint="eastAsia"/>
         </w:rPr>
-        <w:t xml:space="preserve">核对方式（可复算）：读</w:t>
-      </w:r>
-      <w:r>
-        <w:t xml:space="preserve"> </w:t>
-      </w:r>
-      <w:r>
-        <w:rPr>
-          <w:rStyle w:val="VerbatimChar"/>
-        </w:rPr>
-        <w:t xml:space="preserve">F:\ZhuanZ\Documents\agent-ctl</w:t>
-      </w:r>
-      <w:r>
-        <w:t xml:space="preserve"> </w:t>
-      </w:r>
-      <w:r>
-        <w:rPr>
-          <w:rFonts w:hint="eastAsia"/>
-        </w:rPr>
-        <w:t xml:space="preserve">全仓</w:t>
+        <w:t xml:space="preserve">核对方式（可复算）：读本仓全仓</w:t>
       </w:r>
       <w:r>
         <w:t xml:space="preserve"> 674 </w:t>
